--- a/Hilbert_Polya/computations/C8_stats_ladder/monograph_ru.docx
+++ b/Hilbert_Polya/computations/C8_stats_ladder/monograph_ru.docx
@@ -4,7 +4,7 @@
   <w:body>
     <w:tbl>
       <w:tblPr>
-        <w:tblW w:type="pct" w:w="100%"/>
+        <w:tblW w:type="pct" w:w="5000"/>
         <w:tblBorders>
           <w:top w:val="none" w:color="auto" w:sz="0"/>
           <w:left w:val="none" w:color="auto" w:sz="0"/>
@@ -16,7 +16,7 @@
         <w:tblLayout w:type="fixed"/>
       </w:tblPr>
       <w:tblGrid>
-        <w:gridCol w:w="100"/>
+        <w:gridCol w:w="11906"/>
       </w:tblGrid>
       <w:tr>
         <w:trPr>
@@ -230,6 +230,12 @@
       </w:sdtPr>
       <w:sdtContent>
         <w:p>
+          <w:pPr>
+            <w:pStyle w:val="TOC1"/>
+            <w:tabs>
+              <w:tab w:val="right" w:pos="8788" w:leader="dot"/>
+            </w:tabs>
+          </w:pPr>
           <w:r>
             <w:fldChar w:fldCharType="begin" w:dirty="true"/>
           </w:r>
@@ -239,38 +245,17 @@
           <w:r>
             <w:fldChar w:fldCharType="separate"/>
           </w:r>
-        </w:p>
-        <w:p>
-          <w:pPr>
-            <w:pStyle w:val="9"/>
-            <w:tabs>
-              <w:tab w:val="right" w:leader="dot" w:pos="9026"/>
-            </w:tabs>
-            <w:spacing w:before="120" w:after="60"/>
-          </w:pPr>
-          <w:hyperlink w:anchor="_Toc100000" w:history="1">
+          <w:hyperlink w:history="1" w:anchor="_Toc1">
             <w:r>
-              <w:rPr>
-                <w:rStyle w:val="Hyperlink"/>
-              </w:rPr>
-              <w:t>Введение и постановка</w:t>
+              <w:t xml:space="preserve">Введение и постановка</w:t>
             </w:r>
             <w:r>
               <w:tab/>
             </w:r>
             <w:r>
-              <w:fldChar w:fldCharType="begin"/>
-            </w:r>
-            <w:r>
-              <w:instrText xml:space="preserve"> PAGEREF _Toc100000 \h </w:instrText>
-            </w:r>
-            <w:r>
+              <w:fldChar w:fldCharType="begin" w:dirty="true"/>
+              <w:instrText xml:space="preserve">PAGEREF _Toc1 \h</w:instrText>
               <w:fldChar w:fldCharType="separate"/>
-            </w:r>
-            <w:r>
-              <w:t>1</w:t>
-            </w:r>
-            <w:r>
               <w:fldChar w:fldCharType="end"/>
             </w:r>
           </w:hyperlink>
@@ -283,32 +268,15 @@
             </w:tabs>
             <w:spacing w:before="120" w:after="60"/>
           </w:pPr>
-          <w:hyperlink w:anchor="_Toc100001" w:history="1">
-            <w:r>
-              <w:rPr>
-                <w:rStyle w:val="Hyperlink"/>
-              </w:rPr>
-              <w:t>T10. Лестница статистик</w:t>
-            </w:r>
-            <w:r>
-              <w:tab/>
-            </w:r>
-            <w:r>
-              <w:fldChar w:fldCharType="begin"/>
-            </w:r>
-            <w:r>
-              <w:instrText xml:space="preserve"> PAGEREF _Toc100001 \h </w:instrText>
-            </w:r>
-            <w:r>
-              <w:fldChar w:fldCharType="separate"/>
-            </w:r>
-            <w:r>
-              <w:t>2</w:t>
-            </w:r>
-            <w:r>
-              <w:fldChar w:fldCharType="end"/>
-            </w:r>
-          </w:hyperlink>
+          <w:r>
+            <w:t>Введение и постановка</w:t>
+          </w:r>
+          <w:r>
+            <w:tab/>
+          </w:r>
+          <w:r>
+            <w:t>1</w:t>
+          </w:r>
         </w:p>
         <w:p>
           <w:pPr>
@@ -318,32 +286,15 @@
             </w:tabs>
             <w:spacing w:before="120" w:after="60"/>
           </w:pPr>
-          <w:hyperlink w:anchor="_Toc100002" w:history="1">
-            <w:r>
-              <w:rPr>
-                <w:rStyle w:val="Hyperlink"/>
-              </w:rPr>
-              <w:t>T8. spinor64: редукция 64→4</w:t>
-            </w:r>
-            <w:r>
-              <w:tab/>
-            </w:r>
-            <w:r>
-              <w:fldChar w:fldCharType="begin"/>
-            </w:r>
-            <w:r>
-              <w:instrText xml:space="preserve"> PAGEREF _Toc100002 \h </w:instrText>
-            </w:r>
-            <w:r>
-              <w:fldChar w:fldCharType="separate"/>
-            </w:r>
-            <w:r>
-              <w:t>3</w:t>
-            </w:r>
-            <w:r>
-              <w:fldChar w:fldCharType="end"/>
-            </w:r>
-          </w:hyperlink>
+          <w:r>
+            <w:t>T10. Лестница статистик</w:t>
+          </w:r>
+          <w:r>
+            <w:tab/>
+          </w:r>
+          <w:r>
+            <w:t>2</w:t>
+          </w:r>
         </w:p>
         <w:p>
           <w:pPr>
@@ -353,32 +304,33 @@
             </w:tabs>
             <w:spacing w:before="120" w:after="60"/>
           </w:pPr>
-          <w:hyperlink w:anchor="_Toc100003" w:history="1">
-            <w:r>
-              <w:rPr>
-                <w:rStyle w:val="Hyperlink"/>
-              </w:rPr>
-              <w:t>Выводы</w:t>
-            </w:r>
-            <w:r>
-              <w:tab/>
-            </w:r>
-            <w:r>
-              <w:fldChar w:fldCharType="begin"/>
-            </w:r>
-            <w:r>
-              <w:instrText xml:space="preserve"> PAGEREF _Toc100003 \h </w:instrText>
-            </w:r>
-            <w:r>
-              <w:fldChar w:fldCharType="separate"/>
-            </w:r>
-            <w:r>
-              <w:t>3</w:t>
-            </w:r>
-            <w:r>
-              <w:fldChar w:fldCharType="end"/>
-            </w:r>
-          </w:hyperlink>
+          <w:r>
+            <w:t>T8. spinor64: редукция 64→4</w:t>
+          </w:r>
+          <w:r>
+            <w:tab/>
+          </w:r>
+          <w:r>
+            <w:t>2</w:t>
+          </w:r>
+        </w:p>
+        <w:p>
+          <w:pPr>
+            <w:pStyle w:val="9"/>
+            <w:tabs>
+              <w:tab w:val="right" w:leader="dot" w:pos="9026"/>
+            </w:tabs>
+            <w:spacing w:before="120" w:after="60"/>
+          </w:pPr>
+          <w:r>
+            <w:t>Выводы</w:t>
+          </w:r>
+          <w:r>
+            <w:tab/>
+          </w:r>
+          <w:r>
+            <w:t>3</w:t>
+          </w:r>
         </w:p>
         <w:p>
           <w:r>
@@ -404,14 +356,9 @@
       </w:r>
     </w:p>
     <w:p>
-      <w:r>
-        <w:br w:type="page"/>
-      </w:r>
-    </w:p>
-    <w:p>
       <w:pPr>
         <w:sectPr>
-          <w:footerReference w:type="default" r:id="rId7"/>
+          <w:footerReference w:type="default" r:id="rId6"/>
           <w:type w:val="nextPage"/>
           <w:pgSz w:w="11906" w:h="16838" w:orient="portrait"/>
           <w:pgMar w:top="1440" w:right="1417" w:bottom="1440" w:left="1701" w:header="708" w:footer="708" w:gutter="0"/>
@@ -419,6 +366,9 @@
           <w:docGrid w:linePitch="360"/>
         </w:sectPr>
       </w:pPr>
+      <w:r>
+        <w:br w:type="page"/>
+      </w:r>
     </w:p>
     <w:p>
       <w:pPr>
@@ -455,7 +405,7 @@
         <w:pStyle w:val="Heading1"/>
         <w:spacing w:after="140" w:before="320"/>
       </w:pPr>
-      <w:bookmarkStart w:id="100000" w:name="_Toc100000"/>
+      <w:bookmarkStart w:name="_Toc1" w:id="1"/>
       <w:r>
         <w:rPr>
           <w:rFonts w:ascii="Arial" w:eastAsia="Arial" w:hAnsi="Arial"/>
@@ -467,7 +417,7 @@
         </w:rPr>
         <w:t xml:space="preserve">Введение и постановка</w:t>
       </w:r>
-      <w:bookmarkEnd w:id="100000"/>
+      <w:bookmarkEnd w:id="1"/>
     </w:p>
     <w:p>
       <w:pPr>
@@ -489,7 +439,7 @@
         <w:pStyle w:val="Heading1"/>
         <w:spacing w:after="140" w:before="320"/>
       </w:pPr>
-      <w:bookmarkStart w:id="100001" w:name="_Toc100001"/>
+      <w:bookmarkStart w:name="_Toc2" w:id="2"/>
       <w:r>
         <w:rPr>
           <w:rFonts w:ascii="Arial" w:eastAsia="Arial" w:hAnsi="Arial"/>
@@ -501,7 +451,7 @@
         </w:rPr>
         <w:t xml:space="preserve">T10. Лестница статистик</w:t>
       </w:r>
-      <w:bookmarkEnd w:id="100001"/>
+      <w:bookmarkEnd w:id="2"/>
     </w:p>
     <w:p>
       <w:pPr>
@@ -641,7 +591,7 @@
         <w:pStyle w:val="Heading1"/>
         <w:spacing w:after="140" w:before="320"/>
       </w:pPr>
-      <w:bookmarkStart w:id="100002" w:name="_Toc100002"/>
+      <w:bookmarkStart w:name="_Toc3" w:id="3"/>
       <w:r>
         <w:rPr>
           <w:rFonts w:ascii="Arial" w:eastAsia="Arial" w:hAnsi="Arial"/>
@@ -653,7 +603,7 @@
         </w:rPr>
         <w:t xml:space="preserve">T8. spinor64: редукция 64→4</w:t>
       </w:r>
-      <w:bookmarkEnd w:id="100002"/>
+      <w:bookmarkEnd w:id="3"/>
     </w:p>
     <w:p>
       <w:pPr>
@@ -735,7 +685,7 @@
           <wp:inline distT="0" distB="0" distL="0" distR="0">
             <wp:extent cx="4381500" cy="2495550"/>
             <wp:effectExtent t="0" r="0" b="0" l="0"/>
-            <wp:docPr id="1" name="" descr="" title=""/>
+            <wp:docPr id="2" name="" descr="" title=""/>
             <wp:cNvGraphicFramePr>
               <a:graphicFrameLocks xmlns:a="http://schemas.openxmlformats.org/drawingml/2006/main" noChangeAspect="1"/>
             </wp:cNvGraphicFramePr>
@@ -793,7 +743,7 @@
         <w:pStyle w:val="Heading1"/>
         <w:spacing w:after="140" w:before="320"/>
       </w:pPr>
-      <w:bookmarkStart w:id="100003" w:name="_Toc100003"/>
+      <w:bookmarkStart w:name="_Toc4" w:id="4"/>
       <w:r>
         <w:rPr>
           <w:rFonts w:ascii="Arial" w:eastAsia="Arial" w:hAnsi="Arial"/>
@@ -805,7 +755,7 @@
         </w:rPr>
         <w:t xml:space="preserve">Выводы</w:t>
       </w:r>
-      <w:bookmarkEnd w:id="100003"/>
+      <w:bookmarkEnd w:id="4"/>
     </w:p>
     <w:p>
       <w:pPr>
@@ -823,7 +773,7 @@
       </w:r>
     </w:p>
     <w:sectPr>
-      <w:footerReference w:type="default" r:id="rId8"/>
+      <w:footerReference w:type="default" r:id="rId7"/>
       <w:type w:val="nextPage"/>
       <w:pgSz w:w="11906" w:h="16838" w:orient="portrait"/>
       <w:pgMar w:top="1440" w:right="1417" w:bottom="1440" w:left="1701" w:header="708" w:footer="708" w:gutter="0"/>
@@ -832,10 +782,6 @@
     </w:sectPr>
   </w:body>
 </w:document>
-</file>
-
-<file path=word/comments.xml><?xml version="1.0" encoding="utf-8"?>
-<w:comments xmlns:cx="http://schemas.microsoft.com/office/drawing/2014/chartex" xmlns:cx1="http://schemas.microsoft.com/office/drawing/2015/9/8/chartex" xmlns:cx2="http://schemas.microsoft.com/office/drawing/2015/10/21/chartex" xmlns:cx3="http://schemas.microsoft.com/office/drawing/2016/5/9/chartex" xmlns:cx4="http://schemas.microsoft.com/office/drawing/2016/5/10/chartex" xmlns:cx5="http://schemas.microsoft.com/office/drawing/2016/5/11/chartex" xmlns:cx6="http://schemas.microsoft.com/office/drawing/2016/5/12/chartex" xmlns:cx7="http://schemas.microsoft.com/office/drawing/2016/5/13/chartex" xmlns:cx8="http://schemas.microsoft.com/office/drawing/2016/5/14/chartex" xmlns:mc="http://schemas.openxmlformats.org/markup-compatibility/2006" xmlns:aink="http://schemas.microsoft.com/office/drawing/2016/ink" xmlns:am3d="http://schemas.microsoft.com/office/drawing/2017/model3d" xmlns:o="urn:schemas-microsoft-com:office:office" xmlns:r="http://schemas.openxmlformats.org/officeDocument/2006/relationships" xmlns:m="http://schemas.openxmlformats.org/officeDocument/2006/math" xmlns:v="urn:schemas-microsoft-com:vml" xmlns:wp14="http://schemas.microsoft.com/office/word/2010/wordprocessingDrawing" xmlns:wp="http://schemas.openxmlformats.org/drawingml/2006/wordprocessingDrawing" xmlns:w10="urn:schemas-microsoft-com:office:word" xmlns:w="http://schemas.openxmlformats.org/wordprocessingml/2006/main" xmlns:w14="http://schemas.microsoft.com/office/word/2010/wordml" xmlns:w15="http://schemas.microsoft.com/office/word/2012/wordml" xmlns:w16cex="http://schemas.microsoft.com/office/word/2018/wordml/cex" xmlns:w16cid="http://schemas.microsoft.com/office/word/2016/wordml/cid" xmlns:w16="http://schemas.microsoft.com/office/word/2018/wordml" xmlns:w16sdtdh="http://schemas.microsoft.com/office/word/2020/wordml/sdtdatahash" xmlns:w16se="http://schemas.microsoft.com/office/word/2015/wordml/symex" xmlns:wpg="http://schemas.microsoft.com/office/word/2010/wordprocessingGroup" xmlns:wpi="http://schemas.microsoft.com/office/word/2010/wordprocessingInk" xmlns:wne="http://schemas.microsoft.com/office/word/2006/wordml" xmlns:wps="http://schemas.microsoft.com/office/word/2010/wordprocessingShape"/>
 </file>
 
 <file path=word/endnotes.xml><?xml version="1.0" encoding="utf-8"?>
@@ -960,7 +906,7 @@
 <w:numbering xmlns:wpc="http://schemas.microsoft.com/office/word/2010/wordprocessingCanvas" xmlns:mc="http://schemas.openxmlformats.org/markup-compatibility/2006" xmlns:o="urn:schemas-microsoft-com:office:office" xmlns:r="http://schemas.openxmlformats.org/officeDocument/2006/relationships" xmlns:m="http://schemas.openxmlformats.org/officeDocument/2006/math" xmlns:v="urn:schemas-microsoft-com:vml" xmlns:wp14="http://schemas.microsoft.com/office/word/2010/wordprocessingDrawing" xmlns:wp="http://schemas.openxmlformats.org/drawingml/2006/wordprocessingDrawing" xmlns:w10="urn:schemas-microsoft-com:office:word" xmlns:w="http://schemas.openxmlformats.org/wordprocessingml/2006/main" xmlns:w14="http://schemas.microsoft.com/office/word/2010/wordml" xmlns:w15="http://schemas.microsoft.com/office/word/2012/wordml" xmlns:wpg="http://schemas.microsoft.com/office/word/2010/wordprocessingGroup" xmlns:wpi="http://schemas.microsoft.com/office/word/2010/wordprocessingInk" xmlns:wne="http://schemas.microsoft.com/office/word/2006/wordml" xmlns:wps="http://schemas.microsoft.com/office/word/2010/wordprocessingShape" mc:Ignorable="w14 w15 wp14">
   <w:abstractNum w:abstractNumId="1" w15:restartNumberingAfterBreak="0">
     <w:multiLevelType w:val="hybridMultilevel"/>
-    <w:lvl w:ilvl="0" w15:tentative="1">
+    <w:lvl w:ilvl="0" w:tentative="1">
       <w:start w:val="1"/>
       <w:numFmt w:val="bullet"/>
       <w:lvlText w:val="●"/>
@@ -969,7 +915,7 @@
         <w:ind w:left="720" w:hanging="360"/>
       </w:pPr>
     </w:lvl>
-    <w:lvl w:ilvl="1" w15:tentative="1">
+    <w:lvl w:ilvl="1" w:tentative="1">
       <w:start w:val="1"/>
       <w:numFmt w:val="bullet"/>
       <w:lvlText w:val="○"/>
@@ -978,7 +924,7 @@
         <w:ind w:left="1440" w:hanging="360"/>
       </w:pPr>
     </w:lvl>
-    <w:lvl w:ilvl="2" w15:tentative="1">
+    <w:lvl w:ilvl="2" w:tentative="1">
       <w:start w:val="1"/>
       <w:numFmt w:val="bullet"/>
       <w:lvlText w:val="■"/>
@@ -987,7 +933,7 @@
         <w:ind w:left="2160" w:hanging="360"/>
       </w:pPr>
     </w:lvl>
-    <w:lvl w:ilvl="3" w15:tentative="1">
+    <w:lvl w:ilvl="3" w:tentative="1">
       <w:start w:val="1"/>
       <w:numFmt w:val="bullet"/>
       <w:lvlText w:val="●"/>
@@ -996,7 +942,7 @@
         <w:ind w:left="2880" w:hanging="360"/>
       </w:pPr>
     </w:lvl>
-    <w:lvl w:ilvl="4" w15:tentative="1">
+    <w:lvl w:ilvl="4" w:tentative="1">
       <w:start w:val="1"/>
       <w:numFmt w:val="bullet"/>
       <w:lvlText w:val="○"/>
@@ -1005,7 +951,7 @@
         <w:ind w:left="3600" w:hanging="360"/>
       </w:pPr>
     </w:lvl>
-    <w:lvl w:ilvl="5" w15:tentative="1">
+    <w:lvl w:ilvl="5" w:tentative="1">
       <w:start w:val="1"/>
       <w:numFmt w:val="bullet"/>
       <w:lvlText w:val="■"/>
@@ -1014,7 +960,7 @@
         <w:ind w:left="4320" w:hanging="360"/>
       </w:pPr>
     </w:lvl>
-    <w:lvl w:ilvl="6" w15:tentative="1">
+    <w:lvl w:ilvl="6" w:tentative="1">
       <w:start w:val="1"/>
       <w:numFmt w:val="bullet"/>
       <w:lvlText w:val="●"/>
@@ -1023,7 +969,7 @@
         <w:ind w:left="5040" w:hanging="360"/>
       </w:pPr>
     </w:lvl>
-    <w:lvl w:ilvl="7" w15:tentative="1">
+    <w:lvl w:ilvl="7" w:tentative="1">
       <w:start w:val="1"/>
       <w:numFmt w:val="bullet"/>
       <w:lvlText w:val="●"/>
@@ -1032,7 +978,7 @@
         <w:ind w:left="5760" w:hanging="360"/>
       </w:pPr>
     </w:lvl>
-    <w:lvl w:ilvl="8" w15:tentative="1">
+    <w:lvl w:ilvl="8" w:tentative="1">
       <w:start w:val="1"/>
       <w:numFmt w:val="bullet"/>
       <w:lvlText w:val="●"/>
@@ -1068,6 +1014,25 @@
       </w:pPr>
     </w:pPrDefault>
   </w:docDefaults>
+  <w:style w:type="paragraph" w:styleId="Normal" w:default="1">
+    <w:name w:val="Normal"/>
+    <w:qFormat/>
+  </w:style>
+  <w:style w:type="table" w:styleId="TableNormal" w:default="true">
+    <w:name w:val="Normal Table"/>
+    <w:uiPriority w:val="99"/>
+    <w:semiHidden/>
+    <w:unhideWhenUsed/>
+    <w:tblPr>
+      <w:tblInd w:type="dxa" w:w="0"/>
+      <w:tblCellMar>
+        <w:top w:type="dxa" w:w="0"/>
+        <w:left w:type="dxa" w:w="108"/>
+        <w:bottom w:type="dxa" w:w="0"/>
+        <w:right w:type="dxa" w:w="108"/>
+      </w:tblCellMar>
+    </w:tblPr>
+  </w:style>
   <w:style w:type="paragraph" w:styleId="Title">
     <w:name w:val="Title"/>
     <w:basedOn w:val="Normal"/>
@@ -1301,4 +1266,294 @@
     </w:pPr>
   </w:style>
 </w:styles>
+</file>
+
+<file path=word/theme/theme1.xml><?xml version="1.0" encoding="utf-8"?>
+<a:theme xmlns:a="http://schemas.openxmlformats.org/drawingml/2006/main" name="Office Theme">
+  <a:themeElements>
+    <a:clrScheme name="Office">
+      <a:dk1>
+        <a:sysClr val="windowText" lastClr="000000"/>
+      </a:dk1>
+      <a:lt1>
+        <a:sysClr val="window" lastClr="FFFFFF"/>
+      </a:lt1>
+      <a:dk2>
+        <a:srgbClr val="44546A"/>
+      </a:dk2>
+      <a:lt2>
+        <a:srgbClr val="E7E6E6"/>
+      </a:lt2>
+      <a:accent1>
+        <a:srgbClr val="4472C4"/>
+      </a:accent1>
+      <a:accent2>
+        <a:srgbClr val="ED7D31"/>
+      </a:accent2>
+      <a:accent3>
+        <a:srgbClr val="A5A5A5"/>
+      </a:accent3>
+      <a:accent4>
+        <a:srgbClr val="FFC000"/>
+      </a:accent4>
+      <a:accent5>
+        <a:srgbClr val="5B9BD5"/>
+      </a:accent5>
+      <a:accent6>
+        <a:srgbClr val="70AD47"/>
+      </a:accent6>
+      <a:hlink>
+        <a:srgbClr val="0563C1"/>
+      </a:hlink>
+      <a:folHlink>
+        <a:srgbClr val="954F72"/>
+      </a:folHlink>
+    </a:clrScheme>
+    <a:fontScheme name="Office">
+      <a:majorFont>
+        <a:latin typeface="Calibri Light" panose="020F0302020204030204"/>
+        <a:ea typeface=""/>
+        <a:cs typeface=""/>
+        <a:font script="Jpan" typeface="游ゴシック Light"/>
+        <a:font script="Hang" typeface="맑은 고딕"/>
+        <a:font script="Hans" typeface="等线 Light"/>
+        <a:font script="Hant" typeface="新細明體"/>
+        <a:font script="Arab" typeface="Times New Roman"/>
+        <a:font script="Hebr" typeface="Times New Roman"/>
+        <a:font script="Thai" typeface="Angsana New"/>
+        <a:font script="Ethi" typeface="Nyala"/>
+        <a:font script="Beng" typeface="Vrinda"/>
+        <a:font script="Gujr" typeface="Shruti"/>
+        <a:font script="Khmr" typeface="MoolBoran"/>
+        <a:font script="Knda" typeface="Tunga"/>
+        <a:font script="Guru" typeface="Raavi"/>
+        <a:font script="Cans" typeface="Euphemia"/>
+        <a:font script="Cher" typeface="Plantagenet Cherokee"/>
+        <a:font script="Yiii" typeface="Microsoft Yi Baiti"/>
+        <a:font script="Tibt" typeface="Microsoft Himalaya"/>
+        <a:font script="Thaa" typeface="MV Boli"/>
+        <a:font script="Deva" typeface="Mangal"/>
+        <a:font script="Telu" typeface="Gautami"/>
+        <a:font script="Taml" typeface="Latha"/>
+        <a:font script="Syrc" typeface="Estrangelo Edessa"/>
+        <a:font script="Orya" typeface="Kalinga"/>
+        <a:font script="Mlym" typeface="Kartika"/>
+        <a:font script="Laoo" typeface="DokChampa"/>
+        <a:font script="Sinh" typeface="Iskoola Pota"/>
+        <a:font script="Mong" typeface="Mongolian Baiti"/>
+        <a:font script="Viet" typeface="Times New Roman"/>
+        <a:font script="Uigh" typeface="Microsoft Uighur"/>
+        <a:font script="Geor" typeface="Sylfaen"/>
+        <a:font script="Armn" typeface="Arial"/>
+        <a:font script="Bugi" typeface="Leelawadee UI"/>
+        <a:font script="Bopo" typeface="Microsoft JhengHei"/>
+        <a:font script="Java" typeface="Javanese Text"/>
+        <a:font script="Lisu" typeface="Segoe UI"/>
+        <a:font script="Mymr" typeface="Myanmar Text"/>
+        <a:font script="Nkoo" typeface="Ebrima"/>
+        <a:font script="Olck" typeface="Nirmala UI"/>
+        <a:font script="Osma" typeface="Ebrima"/>
+        <a:font script="Phag" typeface="Phagspa"/>
+        <a:font script="Syrn" typeface="Estrangelo Edessa"/>
+        <a:font script="Syrj" typeface="Estrangelo Edessa"/>
+        <a:font script="Syre" typeface="Estrangelo Edessa"/>
+        <a:font script="Sora" typeface="Nirmala UI"/>
+        <a:font script="Tale" typeface="Microsoft Tai Le"/>
+        <a:font script="Talu" typeface="Microsoft New Tai Lue"/>
+        <a:font script="Tfng" typeface="Ebrima"/>
+      </a:majorFont>
+      <a:minorFont>
+        <a:latin typeface="Calibri" panose="020F0502020204030204"/>
+        <a:ea typeface=""/>
+        <a:cs typeface=""/>
+        <a:font script="Jpan" typeface="游明朝"/>
+        <a:font script="Hang" typeface="맑은 고딕"/>
+        <a:font script="Hans" typeface="等线"/>
+        <a:font script="Hant" typeface="新細明體"/>
+        <a:font script="Arab" typeface="Arial"/>
+        <a:font script="Hebr" typeface="Arial"/>
+        <a:font script="Thai" typeface="Cordia New"/>
+        <a:font script="Ethi" typeface="Nyala"/>
+        <a:font script="Beng" typeface="Vrinda"/>
+        <a:font script="Gujr" typeface="Shruti"/>
+        <a:font script="Khmr" typeface="DaunPenh"/>
+        <a:font script="Knda" typeface="Tunga"/>
+        <a:font script="Guru" typeface="Raavi"/>
+        <a:font script="Cans" typeface="Euphemia"/>
+        <a:font script="Cher" typeface="Plantagenet Cherokee"/>
+        <a:font script="Yiii" typeface="Microsoft Yi Baiti"/>
+        <a:font script="Tibt" typeface="Microsoft Himalaya"/>
+        <a:font script="Thaa" typeface="MV Boli"/>
+        <a:font script="Deva" typeface="Mangal"/>
+        <a:font script="Telu" typeface="Gautami"/>
+        <a:font script="Taml" typeface="Latha"/>
+        <a:font script="Syrc" typeface="Estrangelo Edessa"/>
+        <a:font script="Orya" typeface="Kalinga"/>
+        <a:font script="Mlym" typeface="Kartika"/>
+        <a:font script="Laoo" typeface="DokChampa"/>
+        <a:font script="Sinh" typeface="Iskoola Pota"/>
+        <a:font script="Mong" typeface="Mongolian Baiti"/>
+        <a:font script="Viet" typeface="Arial"/>
+        <a:font script="Uigh" typeface="Microsoft Uighur"/>
+        <a:font script="Geor" typeface="Sylfaen"/>
+        <a:font script="Armn" typeface="Arial"/>
+        <a:font script="Bugi" typeface="Leelawadee UI"/>
+        <a:font script="Bopo" typeface="Microsoft JhengHei"/>
+        <a:font script="Java" typeface="Javanese Text"/>
+        <a:font script="Lisu" typeface="Segoe UI"/>
+        <a:font script="Mymr" typeface="Myanmar Text"/>
+        <a:font script="Nkoo" typeface="Ebrima"/>
+        <a:font script="Olck" typeface="Nirmala UI"/>
+        <a:font script="Osma" typeface="Ebrima"/>
+        <a:font script="Phag" typeface="Phagspa"/>
+        <a:font script="Syrn" typeface="Estrangelo Edessa"/>
+        <a:font script="Syrj" typeface="Estrangelo Edessa"/>
+        <a:font script="Syre" typeface="Estrangelo Edessa"/>
+        <a:font script="Sora" typeface="Nirmala UI"/>
+        <a:font script="Tale" typeface="Microsoft Tai Le"/>
+        <a:font script="Talu" typeface="Microsoft New Tai Lue"/>
+        <a:font script="Tfng" typeface="Ebrima"/>
+      </a:minorFont>
+    </a:fontScheme>
+    <a:fmtScheme name="Office">
+      <a:fillStyleLst>
+        <a:solidFill>
+          <a:schemeClr val="phClr"/>
+        </a:solidFill>
+        <a:gradFill rotWithShape="true">
+          <a:gsLst>
+            <a:gs pos="0">
+              <a:schemeClr val="phClr">
+                <a:lumMod val="110000"/>
+                <a:satMod val="105000"/>
+                <a:tint val="67000"/>
+              </a:schemeClr>
+            </a:gs>
+            <a:gs pos="50000">
+              <a:schemeClr val="phClr">
+                <a:lumMod val="105000"/>
+                <a:satMod val="103000"/>
+                <a:tint val="73000"/>
+              </a:schemeClr>
+            </a:gs>
+            <a:gs pos="100000">
+              <a:schemeClr val="phClr">
+                <a:lumMod val="105000"/>
+                <a:satMod val="109000"/>
+                <a:tint val="81000"/>
+              </a:schemeClr>
+            </a:gs>
+          </a:gsLst>
+          <a:lin ang="5400000" scaled="false"/>
+        </a:gradFill>
+        <a:gradFill rotWithShape="true">
+          <a:gsLst>
+            <a:gs pos="0">
+              <a:schemeClr val="phClr">
+                <a:satMod val="103000"/>
+                <a:lumMod val="102000"/>
+                <a:tint val="94000"/>
+              </a:schemeClr>
+            </a:gs>
+            <a:gs pos="50000">
+              <a:schemeClr val="phClr">
+                <a:satMod val="110000"/>
+                <a:lumMod val="100000"/>
+                <a:shade val="100000"/>
+              </a:schemeClr>
+            </a:gs>
+            <a:gs pos="100000">
+              <a:schemeClr val="phClr">
+                <a:lumMod val="99000"/>
+                <a:satMod val="120000"/>
+                <a:shade val="78000"/>
+              </a:schemeClr>
+            </a:gs>
+          </a:gsLst>
+          <a:lin ang="5400000" scaled="false"/>
+        </a:gradFill>
+      </a:fillStyleLst>
+      <a:lnStyleLst>
+        <a:ln w="6350" cap="flat" cmpd="sng" algn="ctr">
+          <a:solidFill>
+            <a:schemeClr val="phClr"/>
+          </a:solidFill>
+          <a:prstDash val="solid"/>
+          <a:miter lim="800000"/>
+        </a:ln>
+        <a:ln w="12700" cap="flat" cmpd="sng" algn="ctr">
+          <a:solidFill>
+            <a:schemeClr val="phClr"/>
+          </a:solidFill>
+          <a:prstDash val="solid"/>
+          <a:miter lim="800000"/>
+        </a:ln>
+        <a:ln w="19050" cap="flat" cmpd="sng" algn="ctr">
+          <a:solidFill>
+            <a:schemeClr val="phClr"/>
+          </a:solidFill>
+          <a:prstDash val="solid"/>
+          <a:miter lim="800000"/>
+        </a:ln>
+      </a:lnStyleLst>
+      <a:effectStyleLst>
+        <a:effectStyle>
+          <a:effectLst/>
+        </a:effectStyle>
+        <a:effectStyle>
+          <a:effectLst/>
+        </a:effectStyle>
+        <a:effectStyle>
+          <a:effectLst>
+            <a:outerShdw blurRad="57150" dist="19050" dir="5400000" algn="ctr" rotWithShape="false">
+              <a:srgbClr val="000000">
+                <a:alpha val="63000"/>
+              </a:srgbClr>
+            </a:outerShdw>
+          </a:effectLst>
+        </a:effectStyle>
+      </a:effectStyleLst>
+      <a:bgFillStyleLst>
+        <a:solidFill>
+          <a:schemeClr val="phClr"/>
+        </a:solidFill>
+        <a:solidFill>
+          <a:schemeClr val="phClr">
+            <a:tint val="95000"/>
+            <a:satMod val="170000"/>
+          </a:schemeClr>
+        </a:solidFill>
+        <a:gradFill rotWithShape="true">
+          <a:gsLst>
+            <a:gs pos="0">
+              <a:schemeClr val="phClr">
+                <a:tint val="93000"/>
+                <a:satMod val="150000"/>
+                <a:shade val="98000"/>
+                <a:lumMod val="102000"/>
+              </a:schemeClr>
+            </a:gs>
+            <a:gs pos="50000">
+              <a:schemeClr val="phClr">
+                <a:tint val="98000"/>
+                <a:satMod val="130000"/>
+                <a:shade val="90000"/>
+                <a:lumMod val="103000"/>
+              </a:schemeClr>
+            </a:gs>
+            <a:gs pos="100000">
+              <a:schemeClr val="phClr">
+                <a:shade val="63000"/>
+                <a:satMod val="120000"/>
+              </a:schemeClr>
+            </a:gs>
+          </a:gsLst>
+          <a:lin ang="5400000" scaled="false"/>
+        </a:gradFill>
+      </a:bgFillStyleLst>
+    </a:fmtScheme>
+  </a:themeElements>
+  <a:objectDefaults/>
+  <a:extraClrSchemeLst/>
+</a:theme>
 </file>